--- a/902 Reports/COMP902 Final Report 1.docx
+++ b/902 Reports/COMP902 Final Report 1.docx
@@ -565,7 +565,15 @@
     </w:p>
     <w:p>
       <w:r>
-        <w:t xml:space="preserve">Why was a small organization chosen? Because large corporations have various departments responsible for different areas, and they have specialized software for each area. In a small business, all tasks fall to one or two managers, who must draft contracts, submit quotes, find contractors and suppliers, monitor the process and quality of </w:t>
+        <w:t xml:space="preserve">Why </w:t>
+      </w:r>
+      <w:proofErr w:type="gramStart"/>
+      <w:r>
+        <w:t>was</w:t>
+      </w:r>
+      <w:proofErr w:type="gramEnd"/>
+      <w:r>
+        <w:t xml:space="preserve"> a small organization chosen? Because large corporations have various departments responsible for different areas, and they have specialized software for each area. In a small business, all tasks fall to one or two managers, who must draft contracts, submit quotes, find contractors and suppliers, monitor the process and quality of </w:t>
       </w:r>
       <w:r>
         <w:t>works</w:t>
@@ -620,7 +628,13 @@
     </w:p>
     <w:p>
       <w:r>
-        <w:t xml:space="preserve">In conducting my research, I would first and foremost like to express my gratitude to my instructor, </w:t>
+        <w:t xml:space="preserve">In conducting my research, I would first and foremost like to express my gratitude to my </w:t>
+      </w:r>
+      <w:r>
+        <w:t>supervisor</w:t>
+      </w:r>
+      <w:r>
+        <w:t xml:space="preserve">, </w:t>
       </w:r>
       <w:r>
         <w:t xml:space="preserve">Dr. </w:t>
@@ -1904,7 +1918,15 @@
         <w:t xml:space="preserve"> </w:t>
       </w:r>
       <w:r>
-        <w:t>Even with modern databases and powerful corporate information systems, large construction companies require significant employee involvement to ensure that the process and final results of completed work remain at a high level.</w:t>
+        <w:t xml:space="preserve">Even with modern databases and powerful corporate information systems, large construction companies require significant employee involvement to ensure that the process and </w:t>
+      </w:r>
+      <w:proofErr w:type="gramStart"/>
+      <w:r>
+        <w:t>final results</w:t>
+      </w:r>
+      <w:proofErr w:type="gramEnd"/>
+      <w:r>
+        <w:t xml:space="preserve"> of completed work remain at a high level.</w:t>
       </w:r>
     </w:p>
     <w:p>
@@ -1941,7 +1963,23 @@
     </w:p>
     <w:p>
       <w:r>
-        <w:t>New AI-based tools can come to the rescue, they can be organized as mini-assistants and can perform a number of tasks automatically with analysis.</w:t>
+        <w:t xml:space="preserve">New AI-based tools can come to the </w:t>
+      </w:r>
+      <w:proofErr w:type="gramStart"/>
+      <w:r>
+        <w:t>rescue,</w:t>
+      </w:r>
+      <w:proofErr w:type="gramEnd"/>
+      <w:r>
+        <w:t xml:space="preserve"> they can be organized as mini-assistants and can perform </w:t>
+      </w:r>
+      <w:proofErr w:type="gramStart"/>
+      <w:r>
+        <w:t>a number of</w:t>
+      </w:r>
+      <w:proofErr w:type="gramEnd"/>
+      <w:r>
+        <w:t xml:space="preserve"> tasks automatically with analysis.</w:t>
       </w:r>
       <w:r>
         <w:t xml:space="preserve"> The current research is dedicated to sorting through the vast amount of information to determine what can be best used in this area.</w:t>
@@ -1975,7 +2013,15 @@
     </w:p>
     <w:p>
       <w:r>
-        <w:t>These included academic papers, journal articles, technical literature, and also manuals from Microsoft and content on YouTube.</w:t>
+        <w:t xml:space="preserve">These included academic papers, journal articles, technical literature, </w:t>
+      </w:r>
+      <w:proofErr w:type="gramStart"/>
+      <w:r>
+        <w:t>and also</w:t>
+      </w:r>
+      <w:proofErr w:type="gramEnd"/>
+      <w:r>
+        <w:t xml:space="preserve"> manuals from Microsoft and content on YouTube.</w:t>
       </w:r>
     </w:p>
     <w:p>
@@ -2001,12 +2047,28 @@
         <w:t xml:space="preserve"> </w:t>
       </w:r>
       <w:r>
-        <w:t>Eber makes a crucial point when he says that AI shouldn't be seen as merely a substitute for human intelligence. According to the author, human skills like innovation and prioritisation are crucial components of management that AI cannot completely replace. Rather, AI should be explored as a way to significantly assist human decision-makers.</w:t>
-      </w:r>
-    </w:p>
-    <w:p>
-      <w:r>
-        <w:t>This viewpoint is very pertinent to the current project. A similar idea underpins the suggested usage of AI mini-assistants: managers and directors are still in charge of setting priorities, exercising judgement, communicating, and making critical business choices, while AI may handle routine information processing and administrative duties. This lends credence to the idea that AI should complement human managers rather than take their place.</w:t>
+        <w:t xml:space="preserve">Eber makes a crucial point when he says that AI shouldn't be seen as merely a substitute for human intelligence. According to the author, human skills like innovation and prioritisation are crucial components of management that AI cannot completely replace. Rather, AI should be explored </w:t>
+      </w:r>
+      <w:proofErr w:type="gramStart"/>
+      <w:r>
+        <w:t>as a way to</w:t>
+      </w:r>
+      <w:proofErr w:type="gramEnd"/>
+      <w:r>
+        <w:t xml:space="preserve"> significantly assist human decision-makers.</w:t>
+      </w:r>
+    </w:p>
+    <w:p>
+      <w:r>
+        <w:t xml:space="preserve">This viewpoint is very pertinent to the current project. A similar idea underpins the suggested usage of AI </w:t>
+      </w:r>
+      <w:proofErr w:type="gramStart"/>
+      <w:r>
+        <w:t>mini-assistants</w:t>
+      </w:r>
+      <w:proofErr w:type="gramEnd"/>
+      <w:r>
+        <w:t>: managers and directors are still in charge of setting priorities, exercising judgement, communicating, and making critical business choices, while AI may handle routine information processing and administrative duties. This lends credence to the idea that AI should complement human managers rather than take their place.</w:t>
       </w:r>
     </w:p>
     <w:p>
@@ -2015,22 +2077,54 @@
       </w:r>
       <w:r>
         <w:lastRenderedPageBreak/>
-        <w:t>loss of personnel and materials. This can ultimately lead to customer dissatisfaction and loss of competitiveness. The authors of the article point out that Artificial Intelligence has great potential and may not yet be sufficiently used in this context, but could be more.</w:t>
-      </w:r>
-    </w:p>
-    <w:p>
-      <w:r>
-        <w:t>Ivanova et al. (2023) looked at the application of AI at different stages of the construction lifecycle. Throughout their review, they discovered applications such 3D modelling, computer vision, robotics, construction planning, machine learning, building maintenance, and optimisation.  The authors also emphasised how AI can help with work planning, automate repetitive construction management duties, assess massive amounts of data, and spot possible issues early on. They did point out that when it comes to implementing cutting-edge technologies, the construction sector is still very conservative. These results provide credence to the prospective applications of AI in process automation and workplace management. However, this research looks into the useful application of accessible AI and workflow automation tools to help with ordinary workplace management chores rather than concentrating on large-scale AI systems like robotics or computer vision.</w:t>
-      </w:r>
-    </w:p>
-    <w:p>
-      <w:r>
-        <w:t xml:space="preserve">In 2023, Zabala-Vargas et al. did a thorough investigation on the application of big data, data science, and artificial intelligence (AI) to project management in the architecture, engineering, and construction (AEC) industry. The authors examined how these technologies can improve construction project planning, monitoring, and control as well as assist with a variety of project management responsibilities. The analysis shows that there are advantages and disadvantages to the increasing amount of data generated during construction projects. In order to support decision-making, cost management, scheduling, risk management, resource allocation, quality control, and project performance monitoring, big data technologies, data science, and artificial intelligence (AI) may analyse data from a variety of sources. </w:t>
-      </w:r>
-    </w:p>
-    <w:p>
-      <w:r>
-        <w:t xml:space="preserve">The authors emphasise how AI-based techniques can assist project managers in finding patterns in massive datasets and delivering data that would be challenging to acquire thru conventional manual analysis. One significant discovery is that these technologies could improve the efficiency and data-drivenness of construction project management. The authors do point out a number of obstacles, </w:t>
+        <w:t xml:space="preserve">loss of personnel and materials. This can ultimately lead to customer dissatisfaction and loss of competitiveness. The authors of the article point out that Artificial Intelligence has great potential and may not yet be sufficiently used in this </w:t>
+      </w:r>
+      <w:proofErr w:type="gramStart"/>
+      <w:r>
+        <w:t>context, but</w:t>
+      </w:r>
+      <w:proofErr w:type="gramEnd"/>
+      <w:r>
+        <w:t xml:space="preserve"> could be more.</w:t>
+      </w:r>
+    </w:p>
+    <w:p>
+      <w:r>
+        <w:t xml:space="preserve">Ivanova et al. (2023) looked at the application of AI at different stages of the construction lifecycle. Throughout their review, they discovered applications such 3D modelling, computer vision, robotics, construction planning, machine learning, building maintenance, and optimisation.  The authors also emphasised how AI can help with work planning, automate repetitive construction management duties, assess massive amounts of data, and spot possible issues early on. They did point out that when it comes to implementing cutting-edge technologies, the construction sector is still very conservative. These results provide credence to the prospective applications of AI in process automation and workplace management. However, this research </w:t>
+      </w:r>
+      <w:proofErr w:type="gramStart"/>
+      <w:r>
+        <w:t>looks into</w:t>
+      </w:r>
+      <w:proofErr w:type="gramEnd"/>
+      <w:r>
+        <w:t xml:space="preserve"> the useful application of accessible AI and workflow automation tools to help with ordinary workplace management chores rather than concentrating on large-scale AI systems like robotics or computer vision.</w:t>
+      </w:r>
+    </w:p>
+    <w:p>
+      <w:r>
+        <w:t xml:space="preserve">In 2023, Zabala-Vargas et al. did a thorough investigation on the application of big data, data science, and artificial intelligence (AI) to project management in the architecture, engineering, and construction (AEC) industry. The authors examined how these technologies can improve construction project planning, monitoring, and control as well as assist with a variety of project management responsibilities. The analysis shows that there are advantages and disadvantages to the increasing amount of data generated during construction projects. </w:t>
+      </w:r>
+      <w:proofErr w:type="gramStart"/>
+      <w:r>
+        <w:t>In order to</w:t>
+      </w:r>
+      <w:proofErr w:type="gramEnd"/>
+      <w:r>
+        <w:t xml:space="preserve"> support decision-making, cost management, scheduling, risk management, resource allocation, quality control, and project performance monitoring, big data technologies, data science, and artificial intelligence (AI) may analyse data from a variety of sources. </w:t>
+      </w:r>
+    </w:p>
+    <w:p>
+      <w:r>
+        <w:t xml:space="preserve">The authors emphasise how AI-based techniques can assist project managers in finding patterns in massive datasets and delivering data that would be challenging to acquire thru conventional manual analysis. One significant discovery is that these technologies could improve the efficiency and data-drivenness of construction project management. The authors do point out </w:t>
+      </w:r>
+      <w:proofErr w:type="gramStart"/>
+      <w:r>
+        <w:t>a number of</w:t>
+      </w:r>
+      <w:proofErr w:type="gramEnd"/>
+      <w:r>
+        <w:t xml:space="preserve"> obstacles, </w:t>
       </w:r>
       <w:proofErr w:type="spellStart"/>
       <w:r>
@@ -2073,7 +2167,15 @@
     </w:p>
     <w:p>
       <w:r>
-        <w:t>The idea of employing AI-assisted mini-helpers to carry out particular repetitive workplace activities is supported by this research, which makes it pertinent to the current project. Such assistants can handle regular tasks while keeping people in charge of crucial choices, as opposed to trying to replace managers. When integrating AI agents in a small construction company, Hayawi and Shahriar's constraints also promote the usage of human verification and careful consideration of data security.</w:t>
+        <w:t xml:space="preserve">The idea of employing AI-assisted mini-helpers to carry out </w:t>
+      </w:r>
+      <w:proofErr w:type="gramStart"/>
+      <w:r>
+        <w:t>particular repetitive</w:t>
+      </w:r>
+      <w:proofErr w:type="gramEnd"/>
+      <w:r>
+        <w:t xml:space="preserve"> workplace activities is supported by this research, which makes it pertinent to the current project. Such assistants can handle regular tasks while keeping people in charge of crucial choices, as opposed to trying to replace managers. When integrating AI agents in a small construction company, Hayawi and Shahriar's constraints also promote the usage of human verification and careful consideration of data security.</w:t>
       </w:r>
     </w:p>
     <w:p>
@@ -2125,7 +2227,15 @@
         </w:rPr>
       </w:pPr>
       <w:r>
-        <w:t>This study is significant to the current project because it supports the concept that AI help should be tailored to the individual needs of a task. Rather than deploying a single general-purpose AI system for all tasks, different AI assistants could be built or chosen based on the sort of assistance necessary. This lends credence to the idea of specialist AI mini-assistants that can help managers with specific repetitive tasks within a small construction company.</w:t>
+        <w:t xml:space="preserve">This study is significant to the current project because it supports the concept that AI help should be tailored to the individual needs of a task. Rather than deploying a single general-purpose AI system for all tasks, different AI assistants could be built or chosen based on the sort of assistance necessary. This lends credence to the idea of specialist AI </w:t>
+      </w:r>
+      <w:proofErr w:type="gramStart"/>
+      <w:r>
+        <w:t>mini-assistants</w:t>
+      </w:r>
+      <w:proofErr w:type="gramEnd"/>
+      <w:r>
+        <w:t xml:space="preserve"> that can help managers with specific repetitive tasks within a small construction company.</w:t>
       </w:r>
     </w:p>
     <w:p>
@@ -2148,7 +2258,15 @@
     </w:p>
     <w:p>
       <w:r>
-        <w:t>Savaş's (2025) findings emphasise the necessity for practical and accessible ways to AI adoption in construction management. Rather than requiring sophisticated and expensive AI systems, smaller businesses may benefit from beginning with targeted automation of well-defined business activities. Low-code technologies, such as Microsoft Power Automate, offer one viable solution, allowing businesses to automate repetitive administrative procedures while retaining human decision-making. This approach is especially pertinent to the current study, which looks into how AI-assisted automation might be used to improve workplace and project management procedures in a small construction company.</w:t>
+        <w:t xml:space="preserve">Savaş's (2025) findings emphasise the necessity for practical and accessible ways to AI adoption in construction management. Rather than requiring sophisticated and expensive AI systems, smaller businesses may benefit from beginning with targeted automation of well-defined business activities. Low-code technologies, such as Microsoft Power Automate, offer one viable solution, allowing businesses to automate repetitive administrative procedures while retaining human decision-making. This approach is especially pertinent to the current study, which </w:t>
+      </w:r>
+      <w:proofErr w:type="gramStart"/>
+      <w:r>
+        <w:t>looks into</w:t>
+      </w:r>
+      <w:proofErr w:type="gramEnd"/>
+      <w:r>
+        <w:t xml:space="preserve"> how AI-assisted automation might be used to improve workplace and project management procedures in a small construction company.</w:t>
       </w:r>
     </w:p>
     <w:p>
@@ -2239,8 +2357,13 @@
       </w:r>
     </w:p>
     <w:p>
-      <w:r>
-        <w:t xml:space="preserve">Instead than creating a novel artificial intelligence model, the initiative concentrated on real-world applications of AI. The project's particular goals were: </w:t>
+      <w:proofErr w:type="gramStart"/>
+      <w:r>
+        <w:t>Instead</w:t>
+      </w:r>
+      <w:proofErr w:type="gramEnd"/>
+      <w:r>
+        <w:t xml:space="preserve"> than creating a novel artificial intelligence model, the initiative concentrated on real-world applications of AI. The project's particular goals were: </w:t>
       </w:r>
     </w:p>
     <w:p>
@@ -2355,28 +2478,76 @@
     </w:p>
     <w:p>
       <w:r>
-        <w:t>The project looks into the application of easily accessible automation and AI technologies, such as Claude, AI Builder, and Microsoft Power Automate. These technologies serve distinct purposes and are meant to enhance rather than replace one another. The fundamental framework for developing and linking automated processes is provided by Power Automate, a low-code workflow automation platform. By incorporating AI capabilities into these workflows, AI Builder enables processes to identify, extract, categorise, and analyse data from documents and other sources. As a general-purpose AI assistant, Claude offers more sophisticated skills for information analysis, reasoning, content creation, and helping with tasks that call for a greater level of comprehension. When these features are combined, automation can go beyond straightforward rule-based processes and offer a more adaptable AI-assisted method.</w:t>
+        <w:t xml:space="preserve">The project </w:t>
+      </w:r>
+      <w:proofErr w:type="gramStart"/>
+      <w:r>
+        <w:t>looks into</w:t>
+      </w:r>
+      <w:proofErr w:type="gramEnd"/>
+      <w:r>
+        <w:t xml:space="preserve"> the application of easily accessible automation and AI technologies, such as Claude, AI Builder, and Microsoft Power Automate. These technologies serve distinct purposes and are meant to enhance rather than replace one another. The fundamental framework for developing and linking automated processes is provided by Power Automate, a low-code workflow automation platform. By incorporating AI capabilities into these workflows, AI Builder enables processes to identify, extract, categorise, and analyse data from documents and other sources. As a general-purpose AI assistant, Claude offers more sophisticated skills for information analysis, reasoning, content creation, and helping with tasks that call for a greater level of comprehension. When these features are combined, automation can go beyond straightforward rule-based processes and offer a more adaptable AI-assisted method.</w:t>
       </w:r>
     </w:p>
     <w:p>
       <w:r>
         <w:lastRenderedPageBreak/>
-        <w:t>The idea of AI-assisted mini-helpers created to carry out particular repetitive activities is a key component of the project. The project investigates the idea of building several smaller assistants, each of which is in charge of a certain kind of task, as opposed to producing a single, massive, and sophisticated AI system. For instance, one assistant might keep an eye on and handle incoming emails and attachments, another would help organise or analyse data, and still another might extract information from documents. When needed, these assistants can collaborate with automated workflows and give the management information or finished tasks.</w:t>
-      </w:r>
-    </w:p>
-    <w:p>
-      <w:r>
-        <w:t>These mini-assistants are meant to handle repetitive and routine tasks that don't require constant human decision-making, not to assume the position of managers or directors. Managers and directors can devote more time to duties requiring human judgement, communication, planning, problem-solving, and business decision-making by assigning such jobs to automated and AI-assisted processes.</w:t>
-      </w:r>
-    </w:p>
-    <w:p>
-      <w:r>
-        <w:t>Using actual construction workplace settings, the project entails the design, implementation, and testing of certain AI-assisted processes. The practicality, utility, accuracy, dependability, and potential to minimise manual labour of the implemented solutions are assessed. The project also takes into account how human users and automated processes interact, including circumstances in which human verification is still required.</w:t>
-      </w:r>
-    </w:p>
-    <w:p>
-      <w:r>
-        <w:t>The project does not aim to replace current business systems or create a full enterprise construction management platform. Rather, it looks into whether a small business may gain significant advantages by integrating AI-based document processing, accessible cloud automation, and specialised AI assistants. The results are meant to illustrate a workable strategy that small construction companies may use without needing the kind of infrastructure and expert assistance typically found in major corporate settings.</w:t>
+        <w:t xml:space="preserve">The idea of AI-assisted mini-helpers created to carry out </w:t>
+      </w:r>
+      <w:proofErr w:type="gramStart"/>
+      <w:r>
+        <w:t>particular repetitive</w:t>
+      </w:r>
+      <w:proofErr w:type="gramEnd"/>
+      <w:r>
+        <w:t xml:space="preserve"> activities is a key component of the project. The project investigates the idea of building several smaller assistants, each of which </w:t>
+      </w:r>
+      <w:proofErr w:type="gramStart"/>
+      <w:r>
+        <w:t>is in charge of</w:t>
+      </w:r>
+      <w:proofErr w:type="gramEnd"/>
+      <w:r>
+        <w:t xml:space="preserve"> a certain kind of task, as opposed to producing a single, massive, and sophisticated AI system. For instance, one assistant might keep an eye on and handle incoming emails and attachments, another would help organise or analyse data, and still another might extract information from documents. When needed, these assistants can collaborate with automated workflows and give the management information or finished tasks.</w:t>
+      </w:r>
+    </w:p>
+    <w:p>
+      <w:r>
+        <w:t xml:space="preserve">These </w:t>
+      </w:r>
+      <w:proofErr w:type="gramStart"/>
+      <w:r>
+        <w:t>mini-assistants</w:t>
+      </w:r>
+      <w:proofErr w:type="gramEnd"/>
+      <w:r>
+        <w:t xml:space="preserve"> are meant to handle repetitive and routine tasks that don't require constant human decision-making, not to assume the position of managers or directors. Managers and directors can devote more time to duties requiring human judgement, communication, planning, problem-solving, and business decision-making by assigning such jobs to automated and AI-assisted processes.</w:t>
+      </w:r>
+    </w:p>
+    <w:p>
+      <w:r>
+        <w:t xml:space="preserve">Using actual construction workplace settings, the project entails the design, implementation, and testing of certain AI-assisted processes. The practicality, utility, accuracy, dependability, and potential to minimise manual labour of the implemented solutions are assessed. The project also </w:t>
+      </w:r>
+      <w:proofErr w:type="gramStart"/>
+      <w:r>
+        <w:t>takes into account</w:t>
+      </w:r>
+      <w:proofErr w:type="gramEnd"/>
+      <w:r>
+        <w:t xml:space="preserve"> how human users and automated processes interact, including circumstances in which human verification is still required.</w:t>
+      </w:r>
+    </w:p>
+    <w:p>
+      <w:r>
+        <w:t xml:space="preserve">The project does not aim to replace current business systems or create a full enterprise construction management platform. Rather, it </w:t>
+      </w:r>
+      <w:proofErr w:type="gramStart"/>
+      <w:r>
+        <w:t>looks into</w:t>
+      </w:r>
+      <w:proofErr w:type="gramEnd"/>
+      <w:r>
+        <w:t xml:space="preserve"> whether a small business may gain significant advantages by integrating AI-based document processing, accessible cloud automation, and specialised AI assistants. The results are meant to illustrate a workable strategy that small construction companies may use without needing the kind of infrastructure and expert assistance typically found in major corporate settings.</w:t>
       </w:r>
     </w:p>
     <w:p>
@@ -2447,7 +2618,15 @@
         <w:ind w:left="993" w:hanging="284"/>
       </w:pPr>
       <w:r>
-        <w:t>Creation of specialised AI mini-assistants—looking into how distinct AI-assisted procedures can be created to manage particular repetitive activities and cooperate with automated workflows.</w:t>
+        <w:t xml:space="preserve">Creation of specialised AI mini-assistants—looking into how distinct AI-assisted procedures can be created to manage </w:t>
+      </w:r>
+      <w:proofErr w:type="gramStart"/>
+      <w:r>
+        <w:t>particular repetitive</w:t>
+      </w:r>
+      <w:proofErr w:type="gramEnd"/>
+      <w:r>
+        <w:t xml:space="preserve"> activities and cooperate with automated workflows.</w:t>
       </w:r>
     </w:p>
     <w:p>
@@ -2491,7 +2670,15 @@
         <w:ind w:left="993" w:hanging="284"/>
       </w:pPr>
       <w:r>
-        <w:t xml:space="preserve">The creation of a novel machine learning or artificial intelligence model. Instead than training a new model, the project makes use of already-available commercial AI tools. </w:t>
+        <w:t xml:space="preserve">The creation of a novel machine learning or artificial intelligence model. </w:t>
+      </w:r>
+      <w:proofErr w:type="gramStart"/>
+      <w:r>
+        <w:t>Instead</w:t>
+      </w:r>
+      <w:proofErr w:type="gramEnd"/>
+      <w:r>
+        <w:t xml:space="preserve"> than training a new model, the project makes use of already-available commercial AI tools. </w:t>
       </w:r>
     </w:p>
     <w:p>
@@ -2569,7 +2756,15 @@
         <w:ind w:left="993" w:hanging="284"/>
       </w:pPr>
       <w:r>
-        <w:t>Total integration with all of a company's current accounting software, construction management software, business systems, and external services.</w:t>
+        <w:t xml:space="preserve">Total integration with </w:t>
+      </w:r>
+      <w:proofErr w:type="gramStart"/>
+      <w:r>
+        <w:t>all of</w:t>
+      </w:r>
+      <w:proofErr w:type="gramEnd"/>
+      <w:r>
+        <w:t xml:space="preserve"> a company's current accounting software, construction management software, business systems, and external services.</w:t>
       </w:r>
     </w:p>
     <w:p>
@@ -4081,8 +4276,13 @@
       </w:r>
     </w:p>
     <w:p>
-      <w:r>
-        <w:t>In order to identify jobs that can benefit from automation, typical administrative operations within a small construction company were taken into consideration after the literature research. Repetitive tasks involving emails, papers, attachments, information extraction, file management, and routine information processing received special attention. The emphasis was on tasks that typically call for manager participation but don't always necessitate intricate human decision-making.</w:t>
+      <w:proofErr w:type="gramStart"/>
+      <w:r>
+        <w:t>In order to</w:t>
+      </w:r>
+      <w:proofErr w:type="gramEnd"/>
+      <w:r>
+        <w:t xml:space="preserve"> identify jobs that can benefit from automation, typical administrative operations within a small construction company were taken into consideration after the literature research. Repetitive tasks involving emails, papers, attachments, information extraction, file management, and routine information processing received special attention. The emphasis was on tasks that typically call for manager participation but don't always necessitate intricate human decision-making.</w:t>
       </w:r>
     </w:p>
     <w:p>
@@ -4158,7 +4358,23 @@
     </w:p>
     <w:p>
       <w:r>
-        <w:t>The study of specialised AI mini-assistants was another component of the process. The project investigated the idea of allocating distinct repetitious tasks to several AI-assisted assistants rather than trying to develop a single system that would handle every work. A specific task, such as organising information, processing incoming data, analysing papers, or producing results for a manager, could be the focus of each assistant. This strategy enables the progressive introduction of automation and takes into account the restricted resources of a small business.</w:t>
+        <w:t xml:space="preserve">The study of specialised AI </w:t>
+      </w:r>
+      <w:proofErr w:type="gramStart"/>
+      <w:r>
+        <w:t>mini-assistants</w:t>
+      </w:r>
+      <w:proofErr w:type="gramEnd"/>
+      <w:r>
+        <w:t xml:space="preserve"> was another component of the process. The project investigated the idea of allocating distinct repetitious tasks to several AI-assisted assistants rather than trying to develop a single system that would handle every work. A specific task, such as organising information, processing incoming data, analysing papers, or producing results for a manager, could be the focus of each assistant. This strategy enables the progressive introduction of automation and </w:t>
+      </w:r>
+      <w:proofErr w:type="gramStart"/>
+      <w:r>
+        <w:t>takes into account</w:t>
+      </w:r>
+      <w:proofErr w:type="gramEnd"/>
+      <w:r>
+        <w:t xml:space="preserve"> the restricted resources of a small business.</w:t>
       </w:r>
     </w:p>
     <w:p>
@@ -4332,7 +4548,15 @@
     </w:p>
     <w:p>
       <w:r>
-        <w:t>A low-code system allows for flexible workflow customization, taking into account all the specifics, but it requires a more in-depth understanding of the subject matter. In addition to knowing how to use these tools, you may also need some basic programming knowledge to fine-tune the condition-state relationships. However, even learning the standard tools is enough to create a powerful workflow.</w:t>
+        <w:t xml:space="preserve">A low-code system allows for flexible workflow customization, </w:t>
+      </w:r>
+      <w:proofErr w:type="gramStart"/>
+      <w:r>
+        <w:t>taking into account</w:t>
+      </w:r>
+      <w:proofErr w:type="gramEnd"/>
+      <w:r>
+        <w:t xml:space="preserve"> all the specifics, but it requires a more in-depth understanding of the subject matter. In addition to knowing how to use these tools, you may also need some basic programming knowledge to fine-tune the condition-state relationships. However, even learning the standard tools is enough to create a powerful workflow.</w:t>
       </w:r>
     </w:p>
     <w:p>
@@ -4514,7 +4738,15 @@
         </w:rPr>
       </w:pPr>
       <w:r>
-        <w:t>Collected data can be utilised to generate statements, registers, and summary reports automatically. For example, Power Automate may collect invoice data for a specified time period, process it, and output an Excel file containing amounts, dates, vendors, and statuses.</w:t>
+        <w:t xml:space="preserve">Collected data can be utilised to generate statements, registers, and summary reports automatically. For example, Power Automate may collect invoice data for a specified </w:t>
+      </w:r>
+      <w:proofErr w:type="gramStart"/>
+      <w:r>
+        <w:t>time period</w:t>
+      </w:r>
+      <w:proofErr w:type="gramEnd"/>
+      <w:r>
+        <w:t>, process it, and output an Excel file containing amounts, dates, vendors, and statuses.</w:t>
       </w:r>
     </w:p>
     <w:p>
@@ -4653,7 +4885,23 @@
     </w:p>
     <w:p>
       <w:r>
-        <w:t>However, the analysis discovered a major flaw. While Copilot could provide recommendations and assist with workflow logic, it did not generate a fully configured, minimally coded workflow without user participation. Individual workflow components have to be selected, configured, connected, and tested. As a result, Copilot served as a beneficial workflow development assistance rather than a fully autonomous workflow developer.</w:t>
+        <w:t xml:space="preserve">However, the analysis discovered a major flaw. While Copilot could provide recommendations and assist with workflow logic, it did not generate a fully configured, minimally coded workflow without user participation. Individual workflow components </w:t>
+      </w:r>
+      <w:proofErr w:type="gramStart"/>
+      <w:r>
+        <w:t>have to</w:t>
+      </w:r>
+      <w:proofErr w:type="gramEnd"/>
+      <w:r>
+        <w:t xml:space="preserve"> be selected, configured, connected, and tested. As a result, Copilot served as a beneficial workflow development </w:t>
+      </w:r>
+      <w:proofErr w:type="gramStart"/>
+      <w:r>
+        <w:t>assistance</w:t>
+      </w:r>
+      <w:proofErr w:type="gramEnd"/>
+      <w:r>
+        <w:t xml:space="preserve"> rather than a fully autonomous workflow developer.</w:t>
       </w:r>
     </w:p>
     <w:p>
@@ -4668,7 +4916,15 @@
     </w:p>
     <w:p>
       <w:r>
-        <w:t>A method for integrating artificial intelligence capabilities into Power Automate operations was investigated: AI Builder. Text and document processing—more especially, the extraction of useful information from papers—was the main focus.</w:t>
+        <w:t xml:space="preserve">A method for integrating artificial intelligence capabilities into Power Automate operations was investigated: AI Builder. Text and document processing—more especially, the extraction of useful information from papers—was the </w:t>
+      </w:r>
+      <w:proofErr w:type="gramStart"/>
+      <w:r>
+        <w:t>main focus</w:t>
+      </w:r>
+      <w:proofErr w:type="gramEnd"/>
+      <w:r>
+        <w:t>.</w:t>
       </w:r>
     </w:p>
     <w:p>
@@ -4801,7 +5057,15 @@
     </w:p>
     <w:p>
       <w:r>
-        <w:t>The free edition of Claude has a lot of features, so it's a wonderful place to practise and learn. However, you'll probably need to subscribe to a paid plan in order to fully utilise this AI, which is a big deal for a tiny construction company.</w:t>
+        <w:t xml:space="preserve">The free edition of Claude has a lot of features, so it's a wonderful place to practise and learn. However, you'll probably need to subscribe to a paid plan </w:t>
+      </w:r>
+      <w:proofErr w:type="gramStart"/>
+      <w:r>
+        <w:t>in order to</w:t>
+      </w:r>
+      <w:proofErr w:type="gramEnd"/>
+      <w:r>
+        <w:t xml:space="preserve"> fully utilise this AI, which is a big deal for a tiny construction company.</w:t>
       </w:r>
     </w:p>
     <w:p>
@@ -4926,7 +5190,15 @@
     </w:p>
     <w:p>
       <w:r>
-        <w:t>Additionally, Claude allows you to create Projects. Within a Project, we can use specific skills, and Claude will learn to do specific things related to a specific task. In our case, in a Project, we can create a specific ability, train Claude, set up scheduled tasks, and thus Claude will become a mini-helper who will perform routine tasks and constantly learn, making his skills more valuable.</w:t>
+        <w:t xml:space="preserve">Additionally, Claude allows you to create Projects. Within a Project, we can use specific skills, and Claude will learn to do specific things related to a specific task. In our case, in a Project, we can create a specific ability, train Claude, set up scheduled tasks, and thus Claude will become a </w:t>
+      </w:r>
+      <w:proofErr w:type="gramStart"/>
+      <w:r>
+        <w:t>mini-helper</w:t>
+      </w:r>
+      <w:proofErr w:type="gramEnd"/>
+      <w:r>
+        <w:t xml:space="preserve"> who will perform routine tasks and constantly learn, making his skills more valuable.</w:t>
       </w:r>
     </w:p>
     <w:p>
@@ -5003,17 +5275,41 @@
     </w:p>
     <w:p>
       <w:r>
-        <w:t>This led to a crucial practical concern for the suggested solution: an AI tool's suitability for a business depends on more than just its technological skills. Organisational policies, storage location, data security, privacy, and client needs must all be taken into account. The suitability of solutions that require sensitive data to be transferred to external cloud-based AI services is limited in the investigated scenario due to the requirement that confidential information remain locally stored.</w:t>
-      </w:r>
-    </w:p>
-    <w:p>
-      <w:r>
-        <w:t>The discovery of a possible use for specialised AI mini-assistants was another outcome of the study. Routine duties might be split among multiple specialised assistants rather than relying on a single AI system to handle every task at work. Workflow automation can regulate when and how a task is completed, while each helper can concentrate on a specific task. This strategy might enable a small business to progressively implement AI support without needing a massive enterprise-level system or altering its current procedures.</w:t>
-      </w:r>
-    </w:p>
-    <w:p>
-      <w:r>
-        <w:t>All things considered, the study shows that AI-assisted automation has a lot of real-world potential for small construction firms, especially when managers are in charge of a lot of repetitive administrative tasks. The analysis also showed that a combination of technology, suitable human control, and careful consideration of data security are necessary for successful implementation. The findings thus indicate a hybrid strategy where sensitive data is kept under proper organisational control while automation, specialised AI tools, and general-purpose AI helpers complement one another.</w:t>
+        <w:t xml:space="preserve">This led to a crucial practical concern for the suggested solution: an AI tool's suitability for a business depends on more than just its technological skills. Organisational policies, storage location, data security, privacy, and client needs must all be </w:t>
+      </w:r>
+      <w:proofErr w:type="gramStart"/>
+      <w:r>
+        <w:t>taken into account</w:t>
+      </w:r>
+      <w:proofErr w:type="gramEnd"/>
+      <w:r>
+        <w:t>. The suitability of solutions that require sensitive data to be transferred to external cloud-based AI services is limited in the investigated scenario due to the requirement that confidential information remain locally stored.</w:t>
+      </w:r>
+    </w:p>
+    <w:p>
+      <w:r>
+        <w:t xml:space="preserve">The discovery of a possible use for specialised AI </w:t>
+      </w:r>
+      <w:proofErr w:type="gramStart"/>
+      <w:r>
+        <w:t>mini-assistants</w:t>
+      </w:r>
+      <w:proofErr w:type="gramEnd"/>
+      <w:r>
+        <w:t xml:space="preserve"> was another outcome of the study. Routine duties might be split among multiple specialised assistants rather than relying on a single AI system to handle every task at work. Workflow automation can regulate when and how a task is completed, while each helper can concentrate on a specific task. This strategy might enable a small business to progressively implement AI support without needing a massive enterprise-level system or altering its current procedures.</w:t>
+      </w:r>
+    </w:p>
+    <w:p>
+      <w:r>
+        <w:t xml:space="preserve">All things considered, the study shows that AI-assisted automation has a lot of real-world potential for small construction firms, especially when managers </w:t>
+      </w:r>
+      <w:proofErr w:type="gramStart"/>
+      <w:r>
+        <w:t>are in charge of</w:t>
+      </w:r>
+      <w:proofErr w:type="gramEnd"/>
+      <w:r>
+        <w:t xml:space="preserve"> a lot of repetitive administrative tasks. The analysis also showed that a combination of technology, suitable human control, and careful consideration of data security are necessary for successful implementation. The findings thus indicate a hybrid strategy where sensitive data is kept under proper organisational control while automation, specialised AI tools, and general-purpose AI helpers complement one another.</w:t>
       </w:r>
     </w:p>
     <w:p>
@@ -5028,7 +5324,15 @@
     </w:p>
     <w:p>
       <w:r>
-        <w:t>This research looked into how workplace management in a small construction company with one or two managers may be supported by workflow automation and artificial intelligence. The study concentrated on useful and approachable technology that may lessen tedious administrative tasks and free up managers' and directors' time for tasks requiring expert judgement and decision-making.</w:t>
+        <w:t xml:space="preserve">This research </w:t>
+      </w:r>
+      <w:proofErr w:type="gramStart"/>
+      <w:r>
+        <w:t>looked into</w:t>
+      </w:r>
+      <w:proofErr w:type="gramEnd"/>
+      <w:r>
+        <w:t xml:space="preserve"> how workplace management in a small construction company with one or two managers may be supported by workflow automation and artificial intelligence. The study concentrated on useful and approachable technology that may lessen tedious administrative tasks and free up managers' and directors' time for tasks requiring expert judgement and decision-making.</w:t>
       </w:r>
     </w:p>
     <w:p>
@@ -5055,7 +5359,23 @@
     </w:p>
     <w:p>
       <w:r>
-        <w:t>However, the study also found a number of significant shortcomings. Information produced and extracted by AI is not always entirely trustworthy and may need to be verified by a human. Copilot's capacity to autonomously create whole Power Automate workflows was also shown to have limitations. Furthermore, there are significant concerns about sensitive and private company data when using cloud-based AI services like Claude. Before using such technologies in an actual corporate setting, these aspects need to be taken into account.</w:t>
+        <w:t xml:space="preserve">However, the study also found </w:t>
+      </w:r>
+      <w:proofErr w:type="gramStart"/>
+      <w:r>
+        <w:t>a number of</w:t>
+      </w:r>
+      <w:proofErr w:type="gramEnd"/>
+      <w:r>
+        <w:t xml:space="preserve"> significant shortcomings. Information produced and extracted by AI is not always entirely trustworthy and may need to be verified by a human. Copilot's capacity to autonomously create whole Power Automate workflows was also shown to have limitations. Furthermore, there are significant concerns about sensitive and private company data when using cloud-based AI services like Claude. Before using such technologies in an actual corporate setting, these aspects need to be </w:t>
+      </w:r>
+      <w:proofErr w:type="gramStart"/>
+      <w:r>
+        <w:t>taken into account</w:t>
+      </w:r>
+      <w:proofErr w:type="gramEnd"/>
+      <w:r>
+        <w:t>.</w:t>
       </w:r>
     </w:p>
     <w:p>
@@ -5066,12 +5386,44 @@
         <w:t>direction</w:t>
       </w:r>
       <w:r>
-        <w:t xml:space="preserve"> for future development is the idea of specialised AI mini-assistants. Individual assistants could be allocated to particular repetitive duties and connected thru automated processes rather than trying to construct a single sophisticated system that oversees every business process. With this strategy, a small construction company may progressively implement AI and reap its benefits without needing the infrastructure, specialised personnel, or funding often associated with huge enterprise systems.</w:t>
-      </w:r>
-    </w:p>
-    <w:p>
-      <w:r>
-        <w:t>Overall, the study comes to the conclusion that AI-assisted automation has significant potential to serve small construction companies, especially in lowering administrative and repetitive information processing tasks. But rather than taking the position of human managers entirely, AI should be viewed as a helper. Combining automation, specific AI skills, general-purpose AI support, and human supervision is probably the most realistic strategy. With this strategy, managers and directors can assign regular work to AI-assisted processes while still being in charge of making decisions that call for judgement, expertise, and a grasp of the business environment.</w:t>
+        <w:t xml:space="preserve"> for future development is the idea of specialised AI </w:t>
+      </w:r>
+      <w:proofErr w:type="gramStart"/>
+      <w:r>
+        <w:t>mini-assistants</w:t>
+      </w:r>
+      <w:proofErr w:type="gramEnd"/>
+      <w:r>
+        <w:t xml:space="preserve">. Individual assistants could be allocated to </w:t>
+      </w:r>
+      <w:proofErr w:type="gramStart"/>
+      <w:r>
+        <w:t>particular repetitive</w:t>
+      </w:r>
+      <w:proofErr w:type="gramEnd"/>
+      <w:r>
+        <w:t xml:space="preserve"> duties and connected thru automated processes rather than trying to construct a single sophisticated system that oversees every business process. With this strategy, a small construction company may progressively implement AI and reap its benefits without needing the infrastructure, specialised personnel, or funding often associated with huge enterprise systems.</w:t>
+      </w:r>
+    </w:p>
+    <w:p>
+      <w:r>
+        <w:t xml:space="preserve">Overall, the study </w:t>
+      </w:r>
+      <w:proofErr w:type="gramStart"/>
+      <w:r>
+        <w:t>comes to the conclusion</w:t>
+      </w:r>
+      <w:proofErr w:type="gramEnd"/>
+      <w:r>
+        <w:t xml:space="preserve"> that AI-assisted automation has significant potential to serve small construction companies, especially in lowering administrative and repetitive information processing tasks. But rather than taking the position of human managers entirely, AI should be viewed as a helper. Combining automation, specific AI skills, general-purpose AI support, and human supervision is probably the most realistic strategy. With this strategy, managers and directors can assign regular work to AI-assisted processes while still </w:t>
+      </w:r>
+      <w:proofErr w:type="gramStart"/>
+      <w:r>
+        <w:t>being in charge of</w:t>
+      </w:r>
+      <w:proofErr w:type="gramEnd"/>
+      <w:r>
+        <w:t xml:space="preserve"> making decisions that call for judgement, expertise, and a grasp of the business environment.</w:t>
       </w:r>
     </w:p>
     <w:p/>
@@ -5158,13 +5510,14 @@
       </w:r>
     </w:p>
     <w:p>
-      <w:proofErr w:type="spellStart"/>
-      <w:r>
-        <w:t>CeleneA</w:t>
-      </w:r>
-      <w:proofErr w:type="spellEnd"/>
-      <w:r>
-        <w:t xml:space="preserve">. (n.d.). </w:t>
+      <w:r>
+        <w:t>Celene</w:t>
+      </w:r>
+      <w:r>
+        <w:t xml:space="preserve"> </w:t>
+      </w:r>
+      <w:r>
+        <w:t xml:space="preserve">A. (n.d.). </w:t>
       </w:r>
       <w:r>
         <w:rPr>
